--- a/static/taboo_cards_print.docx
+++ b/static/taboo_cards_print.docx
@@ -37,7 +37,7 @@
       </w:tblGrid>
       <w:tr>
         <w:trPr>
-          <w:trHeight w:val="3933" w:hRule="exact"/>
+          <w:trHeight w:val="3120" w:hRule="exact"/>
           <w:cantSplit/>
         </w:trPr>
         <w:tc>
@@ -54,7 +54,7 @@
           <w:p>
             <w:pPr>
               <w:keepNext/>
-              <w:spacing w:after="40"/>
+              <w:spacing w:after="20"/>
               <w:jc w:val="center"/>
             </w:pPr>
             <w:r/>
@@ -69,7 +69,7 @@
           <w:p>
             <w:pPr>
               <w:keepNext/>
-              <w:spacing w:after="40"/>
+              <w:spacing w:after="20"/>
               <w:jc w:val="center"/>
             </w:pPr>
             <w:r>
@@ -83,7 +83,7 @@
           </w:p>
           <w:p>
             <w:pPr>
-              <w:spacing w:before="20" w:after="0"/>
+              <w:spacing w:before="0" w:after="0"/>
               <w:jc w:val="center"/>
             </w:pPr>
             <w:r>
@@ -97,7 +97,7 @@
           </w:p>
           <w:p>
             <w:pPr>
-              <w:spacing w:before="0" w:after="60"/>
+              <w:spacing w:before="0" w:after="20"/>
               <w:jc w:val="center"/>
             </w:pPr>
             <w:r>
@@ -110,7 +110,7 @@
           </w:p>
           <w:p>
             <w:pPr>
-              <w:spacing w:before="0" w:after="40"/>
+              <w:spacing w:before="0" w:after="20"/>
               <w:jc w:val="center"/>
             </w:pPr>
             <w:r>
@@ -188,13 +188,13 @@
           </w:p>
           <w:p>
             <w:pPr>
-              <w:spacing w:before="20" w:after="0"/>
+              <w:spacing w:before="0" w:after="0"/>
               <w:jc w:val="right"/>
             </w:pPr>
             <w:r>
               <w:rPr>
                 <w:color w:val="6E6E6E"/>
-                <w:sz w:val="15"/>
+                <w:sz w:val="13"/>
               </w:rPr>
               <w:t>№ 1</w:t>
             </w:r>
@@ -214,7 +214,7 @@
           <w:p>
             <w:pPr>
               <w:keepNext/>
-              <w:spacing w:after="40"/>
+              <w:spacing w:after="20"/>
               <w:jc w:val="center"/>
             </w:pPr>
             <w:r/>
@@ -229,7 +229,7 @@
           <w:p>
             <w:pPr>
               <w:keepNext/>
-              <w:spacing w:after="40"/>
+              <w:spacing w:after="20"/>
               <w:jc w:val="center"/>
             </w:pPr>
             <w:r>
@@ -243,7 +243,7 @@
           </w:p>
           <w:p>
             <w:pPr>
-              <w:spacing w:before="20" w:after="0"/>
+              <w:spacing w:before="0" w:after="0"/>
               <w:jc w:val="center"/>
             </w:pPr>
             <w:r>
@@ -257,7 +257,7 @@
           </w:p>
           <w:p>
             <w:pPr>
-              <w:spacing w:before="0" w:after="60"/>
+              <w:spacing w:before="0" w:after="20"/>
               <w:jc w:val="center"/>
             </w:pPr>
             <w:r>
@@ -270,7 +270,7 @@
           </w:p>
           <w:p>
             <w:pPr>
-              <w:spacing w:before="0" w:after="40"/>
+              <w:spacing w:before="0" w:after="20"/>
               <w:jc w:val="center"/>
             </w:pPr>
             <w:r>
@@ -348,13 +348,13 @@
           </w:p>
           <w:p>
             <w:pPr>
-              <w:spacing w:before="20" w:after="0"/>
+              <w:spacing w:before="0" w:after="0"/>
               <w:jc w:val="right"/>
             </w:pPr>
             <w:r>
               <w:rPr>
                 <w:color w:val="6E6E6E"/>
-                <w:sz w:val="15"/>
+                <w:sz w:val="13"/>
               </w:rPr>
               <w:t>№ 2</w:t>
             </w:r>
@@ -363,7 +363,7 @@
       </w:tr>
       <w:tr>
         <w:trPr>
-          <w:trHeight w:val="3933" w:hRule="exact"/>
+          <w:trHeight w:val="3120" w:hRule="exact"/>
           <w:cantSplit/>
         </w:trPr>
         <w:tc>
@@ -380,7 +380,7 @@
           <w:p>
             <w:pPr>
               <w:keepNext/>
-              <w:spacing w:after="40"/>
+              <w:spacing w:after="20"/>
               <w:jc w:val="center"/>
             </w:pPr>
             <w:r/>
@@ -395,7 +395,7 @@
           <w:p>
             <w:pPr>
               <w:keepNext/>
-              <w:spacing w:after="40"/>
+              <w:spacing w:after="20"/>
               <w:jc w:val="center"/>
             </w:pPr>
             <w:r>
@@ -409,7 +409,7 @@
           </w:p>
           <w:p>
             <w:pPr>
-              <w:spacing w:before="20" w:after="0"/>
+              <w:spacing w:before="0" w:after="0"/>
               <w:jc w:val="center"/>
             </w:pPr>
             <w:r>
@@ -423,7 +423,7 @@
           </w:p>
           <w:p>
             <w:pPr>
-              <w:spacing w:before="0" w:after="60"/>
+              <w:spacing w:before="0" w:after="20"/>
               <w:jc w:val="center"/>
             </w:pPr>
             <w:r>
@@ -436,7 +436,7 @@
           </w:p>
           <w:p>
             <w:pPr>
-              <w:spacing w:before="0" w:after="40"/>
+              <w:spacing w:before="0" w:after="20"/>
               <w:jc w:val="center"/>
             </w:pPr>
             <w:r>
@@ -514,13 +514,13 @@
           </w:p>
           <w:p>
             <w:pPr>
-              <w:spacing w:before="20" w:after="0"/>
+              <w:spacing w:before="0" w:after="0"/>
               <w:jc w:val="right"/>
             </w:pPr>
             <w:r>
               <w:rPr>
                 <w:color w:val="6E6E6E"/>
-                <w:sz w:val="15"/>
+                <w:sz w:val="13"/>
               </w:rPr>
               <w:t>№ 3</w:t>
             </w:r>
@@ -540,7 +540,7 @@
           <w:p>
             <w:pPr>
               <w:keepNext/>
-              <w:spacing w:after="40"/>
+              <w:spacing w:after="20"/>
               <w:jc w:val="center"/>
             </w:pPr>
             <w:r/>
@@ -555,7 +555,7 @@
           <w:p>
             <w:pPr>
               <w:keepNext/>
-              <w:spacing w:after="40"/>
+              <w:spacing w:after="20"/>
               <w:jc w:val="center"/>
             </w:pPr>
             <w:r>
@@ -569,7 +569,7 @@
           </w:p>
           <w:p>
             <w:pPr>
-              <w:spacing w:before="20" w:after="0"/>
+              <w:spacing w:before="0" w:after="0"/>
               <w:jc w:val="center"/>
             </w:pPr>
             <w:r>
@@ -583,7 +583,7 @@
           </w:p>
           <w:p>
             <w:pPr>
-              <w:spacing w:before="0" w:after="60"/>
+              <w:spacing w:before="0" w:after="20"/>
               <w:jc w:val="center"/>
             </w:pPr>
             <w:r>
@@ -596,7 +596,7 @@
           </w:p>
           <w:p>
             <w:pPr>
-              <w:spacing w:before="0" w:after="40"/>
+              <w:spacing w:before="0" w:after="20"/>
               <w:jc w:val="center"/>
             </w:pPr>
             <w:r>
@@ -674,13 +674,13 @@
           </w:p>
           <w:p>
             <w:pPr>
-              <w:spacing w:before="20" w:after="0"/>
+              <w:spacing w:before="0" w:after="0"/>
               <w:jc w:val="right"/>
             </w:pPr>
             <w:r>
               <w:rPr>
                 <w:color w:val="6E6E6E"/>
-                <w:sz w:val="15"/>
+                <w:sz w:val="13"/>
               </w:rPr>
               <w:t>№ 4</w:t>
             </w:r>
@@ -689,7 +689,7 @@
       </w:tr>
       <w:tr>
         <w:trPr>
-          <w:trHeight w:val="3933" w:hRule="exact"/>
+          <w:trHeight w:val="3120" w:hRule="exact"/>
           <w:cantSplit/>
         </w:trPr>
         <w:tc>
@@ -706,7 +706,167 @@
           <w:p>
             <w:pPr>
               <w:keepNext/>
-              <w:spacing w:after="40"/>
+              <w:spacing w:after="20"/>
+              <w:jc w:val="center"/>
+            </w:pPr>
+            <w:r/>
+            <w:r>
+              <w:rPr>
+                <w:b/>
+                <w:sz w:val="21"/>
+              </w:rPr>
+              <w:t>КОМАНДА «МАКСИМ»  •  КРУГ 1</w:t>
+            </w:r>
+          </w:p>
+          <w:p>
+            <w:pPr>
+              <w:keepNext/>
+              <w:spacing w:after="20"/>
+              <w:jc w:val="center"/>
+            </w:pPr>
+            <w:r>
+              <w:rPr>
+                <w:i/>
+                <w:color w:val="5A5A5A"/>
+                <w:sz w:val="17"/>
+              </w:rPr>
+              <w:t>Передать игроку, который объясняет слово</w:t>
+            </w:r>
+          </w:p>
+          <w:p>
+            <w:pPr>
+              <w:spacing w:before="0" w:after="0"/>
+              <w:jc w:val="center"/>
+            </w:pPr>
+            <w:r>
+              <w:rPr>
+                <w:b/>
+                <w:color w:val="5A5A5A"/>
+                <w:sz w:val="16"/>
+              </w:rPr>
+              <w:t>ЗАГАДАННОЕ СЛОВО</w:t>
+            </w:r>
+          </w:p>
+          <w:p>
+            <w:pPr>
+              <w:spacing w:before="0" w:after="20"/>
+              <w:jc w:val="center"/>
+            </w:pPr>
+            <w:r>
+              <w:rPr>
+                <w:b/>
+                <w:sz w:val="38"/>
+              </w:rPr>
+              <w:t>КАПЛЯ</w:t>
+            </w:r>
+          </w:p>
+          <w:p>
+            <w:pPr>
+              <w:spacing w:before="0" w:after="20"/>
+              <w:jc w:val="center"/>
+            </w:pPr>
+            <w:r>
+              <w:rPr>
+                <w:b/>
+                <w:sz w:val="18"/>
+              </w:rPr>
+              <w:t>НЕ ПРОИЗНОСИТЬ:</w:t>
+            </w:r>
+          </w:p>
+          <w:p>
+            <w:pPr>
+              <w:spacing w:before="0" w:after="0" w:line="240" w:lineRule="auto"/>
+              <w:jc w:val="center"/>
+            </w:pPr>
+            <w:r>
+              <w:rPr>
+                <w:b/>
+                <w:sz w:val="21"/>
+              </w:rPr>
+              <w:t>ДОЖДЬ</w:t>
+            </w:r>
+          </w:p>
+          <w:p>
+            <w:pPr>
+              <w:spacing w:before="0" w:after="0" w:line="240" w:lineRule="auto"/>
+              <w:jc w:val="center"/>
+            </w:pPr>
+            <w:r>
+              <w:rPr>
+                <w:b/>
+                <w:sz w:val="21"/>
+              </w:rPr>
+              <w:t>ВОДА</w:t>
+            </w:r>
+          </w:p>
+          <w:p>
+            <w:pPr>
+              <w:spacing w:before="0" w:after="0" w:line="240" w:lineRule="auto"/>
+              <w:jc w:val="center"/>
+            </w:pPr>
+            <w:r>
+              <w:rPr>
+                <w:b/>
+                <w:sz w:val="21"/>
+              </w:rPr>
+              <w:t>ПАДАТЬ</w:t>
+            </w:r>
+          </w:p>
+          <w:p>
+            <w:pPr>
+              <w:spacing w:before="0" w:after="0" w:line="240" w:lineRule="auto"/>
+              <w:jc w:val="center"/>
+            </w:pPr>
+            <w:r>
+              <w:rPr>
+                <w:b/>
+                <w:sz w:val="21"/>
+              </w:rPr>
+              <w:t>ПОСЛЕДНЯЯ</w:t>
+            </w:r>
+          </w:p>
+          <w:p>
+            <w:pPr>
+              <w:spacing w:before="0" w:after="0" w:line="240" w:lineRule="auto"/>
+              <w:jc w:val="center"/>
+            </w:pPr>
+            <w:r>
+              <w:rPr>
+                <w:b/>
+                <w:sz w:val="21"/>
+              </w:rPr>
+              <w:t>БРЫЗГИ</w:t>
+            </w:r>
+          </w:p>
+          <w:p>
+            <w:pPr>
+              <w:spacing w:before="0" w:after="0"/>
+              <w:jc w:val="right"/>
+            </w:pPr>
+            <w:r>
+              <w:rPr>
+                <w:color w:val="6E6E6E"/>
+                <w:sz w:val="13"/>
+              </w:rPr>
+              <w:t>№ 5</w:t>
+            </w:r>
+          </w:p>
+        </w:tc>
+        <w:tc>
+          <w:tcPr>
+            <w:tcW w:type="dxa" w:w="5556"/>
+            <w:vAlign w:val="top"/>
+            <w:tcMar>
+              <w:top w:w="100" w:type="dxa"/>
+              <w:start w:w="120" w:type="dxa"/>
+              <w:bottom w:w="90" w:type="dxa"/>
+              <w:end w:w="120" w:type="dxa"/>
+            </w:tcMar>
+          </w:tcPr>
+          <w:p>
+            <w:pPr>
+              <w:keepNext/>
+              <w:spacing w:after="20"/>
               <w:jc w:val="center"/>
             </w:pPr>
             <w:r/>
@@ -721,7 +881,7 @@
           <w:p>
             <w:pPr>
               <w:keepNext/>
-              <w:spacing w:after="40"/>
+              <w:spacing w:after="20"/>
               <w:jc w:val="center"/>
             </w:pPr>
             <w:r>
@@ -735,7 +895,7 @@
           </w:p>
           <w:p>
             <w:pPr>
-              <w:spacing w:before="20" w:after="0"/>
+              <w:spacing w:before="0" w:after="0"/>
               <w:jc w:val="center"/>
             </w:pPr>
             <w:r>
@@ -749,7 +909,7 @@
           </w:p>
           <w:p>
             <w:pPr>
-              <w:spacing w:before="0" w:after="60"/>
+              <w:spacing w:before="0" w:after="20"/>
               <w:jc w:val="center"/>
             </w:pPr>
             <w:r>
@@ -762,7 +922,7 @@
           </w:p>
           <w:p>
             <w:pPr>
-              <w:spacing w:before="0" w:after="40"/>
+              <w:spacing w:before="0" w:after="20"/>
               <w:jc w:val="center"/>
             </w:pPr>
             <w:r>
@@ -840,18 +1000,24 @@
           </w:p>
           <w:p>
             <w:pPr>
-              <w:spacing w:before="20" w:after="0"/>
+              <w:spacing w:before="0" w:after="0"/>
               <w:jc w:val="right"/>
             </w:pPr>
             <w:r>
               <w:rPr>
                 <w:color w:val="6E6E6E"/>
-                <w:sz w:val="15"/>
+                <w:sz w:val="13"/>
               </w:rPr>
-              <w:t>№ 5</w:t>
+              <w:t>№ 6</w:t>
             </w:r>
           </w:p>
         </w:tc>
+      </w:tr>
+      <w:tr>
+        <w:trPr>
+          <w:trHeight w:val="3120" w:hRule="exact"/>
+          <w:cantSplit/>
+        </w:trPr>
         <w:tc>
           <w:tcPr>
             <w:tcW w:type="dxa" w:w="5556"/>
@@ -866,7 +1032,7 @@
           <w:p>
             <w:pPr>
               <w:keepNext/>
-              <w:spacing w:after="40"/>
+              <w:spacing w:after="20"/>
               <w:jc w:val="center"/>
             </w:pPr>
             <w:r/>
@@ -881,7 +1047,7 @@
           <w:p>
             <w:pPr>
               <w:keepNext/>
-              <w:spacing w:after="40"/>
+              <w:spacing w:after="20"/>
               <w:jc w:val="center"/>
             </w:pPr>
             <w:r>
@@ -895,7 +1061,7 @@
           </w:p>
           <w:p>
             <w:pPr>
-              <w:spacing w:before="20" w:after="0"/>
+              <w:spacing w:before="0" w:after="0"/>
               <w:jc w:val="center"/>
             </w:pPr>
             <w:r>
@@ -909,7 +1075,7 @@
           </w:p>
           <w:p>
             <w:pPr>
-              <w:spacing w:before="0" w:after="60"/>
+              <w:spacing w:before="0" w:after="20"/>
               <w:jc w:val="center"/>
             </w:pPr>
             <w:r>
@@ -922,7 +1088,7 @@
           </w:p>
           <w:p>
             <w:pPr>
-              <w:spacing w:before="0" w:after="40"/>
+              <w:spacing w:before="0" w:after="20"/>
               <w:jc w:val="center"/>
             </w:pPr>
             <w:r>
@@ -1000,24 +1166,18 @@
           </w:p>
           <w:p>
             <w:pPr>
-              <w:spacing w:before="20" w:after="0"/>
+              <w:spacing w:before="0" w:after="0"/>
               <w:jc w:val="right"/>
             </w:pPr>
             <w:r>
               <w:rPr>
                 <w:color w:val="6E6E6E"/>
-                <w:sz w:val="15"/>
+                <w:sz w:val="13"/>
               </w:rPr>
-              <w:t>№ 6</w:t>
+              <w:t>№ 7</w:t>
             </w:r>
           </w:p>
         </w:tc>
-      </w:tr>
-      <w:tr>
-        <w:trPr>
-          <w:trHeight w:val="3933" w:hRule="exact"/>
-          <w:cantSplit/>
-        </w:trPr>
         <w:tc>
           <w:tcPr>
             <w:tcW w:type="dxa" w:w="5556"/>
@@ -1032,7 +1192,7 @@
           <w:p>
             <w:pPr>
               <w:keepNext/>
-              <w:spacing w:after="40"/>
+              <w:spacing w:after="20"/>
               <w:jc w:val="center"/>
             </w:pPr>
             <w:r/>
@@ -1047,7 +1207,7 @@
           <w:p>
             <w:pPr>
               <w:keepNext/>
-              <w:spacing w:after="40"/>
+              <w:spacing w:after="20"/>
               <w:jc w:val="center"/>
             </w:pPr>
             <w:r>
@@ -1061,7 +1221,7 @@
           </w:p>
           <w:p>
             <w:pPr>
-              <w:spacing w:before="20" w:after="0"/>
+              <w:spacing w:before="0" w:after="0"/>
               <w:jc w:val="center"/>
             </w:pPr>
             <w:r>
@@ -1075,7 +1235,7 @@
           </w:p>
           <w:p>
             <w:pPr>
-              <w:spacing w:before="0" w:after="60"/>
+              <w:spacing w:before="0" w:after="20"/>
               <w:jc w:val="center"/>
             </w:pPr>
             <w:r>
@@ -1088,7 +1248,7 @@
           </w:p>
           <w:p>
             <w:pPr>
-              <w:spacing w:before="0" w:after="40"/>
+              <w:spacing w:before="0" w:after="20"/>
               <w:jc w:val="center"/>
             </w:pPr>
             <w:r>
@@ -1166,18 +1326,24 @@
           </w:p>
           <w:p>
             <w:pPr>
-              <w:spacing w:before="20" w:after="0"/>
+              <w:spacing w:before="0" w:after="0"/>
               <w:jc w:val="right"/>
             </w:pPr>
             <w:r>
               <w:rPr>
                 <w:color w:val="6E6E6E"/>
-                <w:sz w:val="15"/>
+                <w:sz w:val="13"/>
               </w:rPr>
-              <w:t>№ 7</w:t>
+              <w:t>№ 8</w:t>
             </w:r>
           </w:p>
         </w:tc>
+      </w:tr>
+      <w:tr>
+        <w:trPr>
+          <w:trHeight w:val="3120" w:hRule="exact"/>
+          <w:cantSplit/>
+        </w:trPr>
         <w:tc>
           <w:tcPr>
             <w:tcW w:type="dxa" w:w="5556"/>
@@ -1192,7 +1358,7 @@
           <w:p>
             <w:pPr>
               <w:keepNext/>
-              <w:spacing w:after="40"/>
+              <w:spacing w:after="20"/>
               <w:jc w:val="center"/>
             </w:pPr>
             <w:r/>
@@ -1207,7 +1373,7 @@
           <w:p>
             <w:pPr>
               <w:keepNext/>
-              <w:spacing w:after="40"/>
+              <w:spacing w:after="20"/>
               <w:jc w:val="center"/>
             </w:pPr>
             <w:r>
@@ -1221,7 +1387,7 @@
           </w:p>
           <w:p>
             <w:pPr>
-              <w:spacing w:before="20" w:after="0"/>
+              <w:spacing w:before="0" w:after="0"/>
               <w:jc w:val="center"/>
             </w:pPr>
             <w:r>
@@ -1235,7 +1401,7 @@
           </w:p>
           <w:p>
             <w:pPr>
-              <w:spacing w:before="0" w:after="60"/>
+              <w:spacing w:before="0" w:after="20"/>
               <w:jc w:val="center"/>
             </w:pPr>
             <w:r>
@@ -1248,7 +1414,7 @@
           </w:p>
           <w:p>
             <w:pPr>
-              <w:spacing w:before="0" w:after="40"/>
+              <w:spacing w:before="0" w:after="20"/>
               <w:jc w:val="center"/>
             </w:pPr>
             <w:r>
@@ -1326,15 +1492,175 @@
           </w:p>
           <w:p>
             <w:pPr>
-              <w:spacing w:before="20" w:after="0"/>
+              <w:spacing w:before="0" w:after="0"/>
               <w:jc w:val="right"/>
             </w:pPr>
             <w:r>
               <w:rPr>
                 <w:color w:val="6E6E6E"/>
-                <w:sz w:val="15"/>
+                <w:sz w:val="13"/>
               </w:rPr>
-              <w:t>№ 8</w:t>
+              <w:t>№ 9</w:t>
+            </w:r>
+          </w:p>
+        </w:tc>
+        <w:tc>
+          <w:tcPr>
+            <w:tcW w:type="dxa" w:w="5556"/>
+            <w:vAlign w:val="top"/>
+            <w:tcMar>
+              <w:top w:w="100" w:type="dxa"/>
+              <w:start w:w="120" w:type="dxa"/>
+              <w:bottom w:w="90" w:type="dxa"/>
+              <w:end w:w="120" w:type="dxa"/>
+            </w:tcMar>
+          </w:tcPr>
+          <w:p>
+            <w:pPr>
+              <w:keepNext/>
+              <w:spacing w:after="20"/>
+              <w:jc w:val="center"/>
+            </w:pPr>
+            <w:r/>
+            <w:r>
+              <w:rPr>
+                <w:b/>
+                <w:sz w:val="21"/>
+              </w:rPr>
+              <w:t>КОМАНДА «МАКСИМ»  •  КРУГ 2</w:t>
+            </w:r>
+          </w:p>
+          <w:p>
+            <w:pPr>
+              <w:keepNext/>
+              <w:spacing w:after="20"/>
+              <w:jc w:val="center"/>
+            </w:pPr>
+            <w:r>
+              <w:rPr>
+                <w:i/>
+                <w:color w:val="5A5A5A"/>
+                <w:sz w:val="17"/>
+              </w:rPr>
+              <w:t>Передать игроку, который объясняет слово</w:t>
+            </w:r>
+          </w:p>
+          <w:p>
+            <w:pPr>
+              <w:spacing w:before="0" w:after="0"/>
+              <w:jc w:val="center"/>
+            </w:pPr>
+            <w:r>
+              <w:rPr>
+                <w:b/>
+                <w:color w:val="5A5A5A"/>
+                <w:sz w:val="16"/>
+              </w:rPr>
+              <w:t>ЗАГАДАННОЕ СЛОВО</w:t>
+            </w:r>
+          </w:p>
+          <w:p>
+            <w:pPr>
+              <w:spacing w:before="0" w:after="20"/>
+              <w:jc w:val="center"/>
+            </w:pPr>
+            <w:r>
+              <w:rPr>
+                <w:b/>
+                <w:sz w:val="34"/>
+              </w:rPr>
+              <w:t>ПРИШПОРИВАТЬ</w:t>
+            </w:r>
+          </w:p>
+          <w:p>
+            <w:pPr>
+              <w:spacing w:before="0" w:after="20"/>
+              <w:jc w:val="center"/>
+            </w:pPr>
+            <w:r>
+              <w:rPr>
+                <w:b/>
+                <w:sz w:val="18"/>
+              </w:rPr>
+              <w:t>НЕ ПРОИЗНОСИТЬ:</w:t>
+            </w:r>
+          </w:p>
+          <w:p>
+            <w:pPr>
+              <w:spacing w:before="0" w:after="0" w:line="240" w:lineRule="auto"/>
+              <w:jc w:val="center"/>
+            </w:pPr>
+            <w:r>
+              <w:rPr>
+                <w:b/>
+                <w:sz w:val="21"/>
+              </w:rPr>
+              <w:t>ЛОШАДЬ</w:t>
+            </w:r>
+          </w:p>
+          <w:p>
+            <w:pPr>
+              <w:spacing w:before="0" w:after="0" w:line="240" w:lineRule="auto"/>
+              <w:jc w:val="center"/>
+            </w:pPr>
+            <w:r>
+              <w:rPr>
+                <w:b/>
+                <w:sz w:val="21"/>
+              </w:rPr>
+              <w:t>ДВИГАТЬСЯ</w:t>
+            </w:r>
+          </w:p>
+          <w:p>
+            <w:pPr>
+              <w:spacing w:before="0" w:after="0" w:line="240" w:lineRule="auto"/>
+              <w:jc w:val="center"/>
+            </w:pPr>
+            <w:r>
+              <w:rPr>
+                <w:b/>
+                <w:sz w:val="21"/>
+              </w:rPr>
+              <w:t>БЫСТРЕЕ</w:t>
+            </w:r>
+          </w:p>
+          <w:p>
+            <w:pPr>
+              <w:spacing w:before="0" w:after="0" w:line="240" w:lineRule="auto"/>
+              <w:jc w:val="center"/>
+            </w:pPr>
+            <w:r>
+              <w:rPr>
+                <w:b/>
+                <w:sz w:val="21"/>
+              </w:rPr>
+              <w:t>ГАЛОП</w:t>
+            </w:r>
+          </w:p>
+          <w:p>
+            <w:pPr>
+              <w:spacing w:before="0" w:after="0" w:line="240" w:lineRule="auto"/>
+              <w:jc w:val="center"/>
+            </w:pPr>
+            <w:r>
+              <w:rPr>
+                <w:b/>
+                <w:sz w:val="21"/>
+              </w:rPr>
+              <w:t>КАБЛУКИ</w:t>
+            </w:r>
+          </w:p>
+          <w:p>
+            <w:pPr>
+              <w:spacing w:before="0" w:after="0"/>
+              <w:jc w:val="right"/>
+            </w:pPr>
+            <w:r>
+              <w:rPr>
+                <w:color w:val="6E6E6E"/>
+                <w:sz w:val="13"/>
+              </w:rPr>
+              <w:t>№ 10</w:t>
             </w:r>
           </w:p>
         </w:tc>
